--- a/Document-notes.docx
+++ b/Document-notes.docx
@@ -1237,6 +1237,820 @@
         <w:rPr>
           <w:sz w:val="36"/>
           <w:szCs w:val="36"/>
+        </w:rPr>
+      </w:pPr>
+    </w:p>
+    <w:p>
+      <w:pPr>
+        <w:rPr>
+          <w:b/>
+          <w:sz w:val="36"/>
+          <w:szCs w:val="36"/>
+          <w:u w:val="single"/>
+        </w:rPr>
+      </w:pPr>
+      <w:r>
+        <w:rPr>
+          <w:b/>
+          <w:sz w:val="36"/>
+          <w:szCs w:val="36"/>
+          <w:u w:val="single"/>
+        </w:rPr>
+        <w:t>6)Bar Graph(Chart.js)</w:t>
+      </w:r>
+    </w:p>
+    <w:p>
+      <w:pPr>
+        <w:rPr>
+          <w:sz w:val="36"/>
+          <w:szCs w:val="36"/>
+        </w:rPr>
+      </w:pPr>
+      <w:r>
+        <w:rPr>
+          <w:sz w:val="36"/>
+          <w:szCs w:val="36"/>
+        </w:rPr>
+        <w:t>-</w:t>
+      </w:r>
+      <w:proofErr w:type="spellStart"/>
+      <w:r>
+        <w:rPr>
+          <w:sz w:val="36"/>
+          <w:szCs w:val="36"/>
+        </w:rPr>
+        <w:t>categoryScale</w:t>
+      </w:r>
+      <w:proofErr w:type="spellEnd"/>
+      <w:r>
+        <w:rPr>
+          <w:sz w:val="36"/>
+          <w:szCs w:val="36"/>
+        </w:rPr>
+        <w:t xml:space="preserve"> = </w:t>
+      </w:r>
+      <w:proofErr w:type="spellStart"/>
+      <w:r>
+        <w:rPr>
+          <w:sz w:val="36"/>
+          <w:szCs w:val="36"/>
+        </w:rPr>
+        <w:t>Xaxis</w:t>
+      </w:r>
+      <w:proofErr w:type="spellEnd"/>
+      <w:r>
+        <w:rPr>
+          <w:sz w:val="36"/>
+          <w:szCs w:val="36"/>
+        </w:rPr>
+        <w:t xml:space="preserve"> </w:t>
+      </w:r>
+      <w:proofErr w:type="gramStart"/>
+      <w:r>
+        <w:rPr>
+          <w:sz w:val="36"/>
+          <w:szCs w:val="36"/>
+        </w:rPr>
+        <w:t>categories(</w:t>
+      </w:r>
+      <w:proofErr w:type="gramEnd"/>
+      <w:r>
+        <w:rPr>
+          <w:sz w:val="36"/>
+          <w:szCs w:val="36"/>
+        </w:rPr>
+        <w:t>Math, Science, English)</w:t>
+      </w:r>
+    </w:p>
+    <w:p>
+      <w:pPr>
+        <w:rPr>
+          <w:sz w:val="36"/>
+          <w:szCs w:val="36"/>
+        </w:rPr>
+      </w:pPr>
+      <w:r>
+        <w:rPr>
+          <w:sz w:val="36"/>
+          <w:szCs w:val="36"/>
+        </w:rPr>
+        <w:t>-</w:t>
+      </w:r>
+      <w:proofErr w:type="spellStart"/>
+      <w:r>
+        <w:rPr>
+          <w:sz w:val="36"/>
+          <w:szCs w:val="36"/>
+        </w:rPr>
+        <w:t>LinearScale</w:t>
+      </w:r>
+      <w:proofErr w:type="spellEnd"/>
+      <w:r>
+        <w:rPr>
+          <w:sz w:val="36"/>
+          <w:szCs w:val="36"/>
+        </w:rPr>
+        <w:t xml:space="preserve"> = Y axis </w:t>
+      </w:r>
+      <w:proofErr w:type="gramStart"/>
+      <w:r>
+        <w:rPr>
+          <w:sz w:val="36"/>
+          <w:szCs w:val="36"/>
+        </w:rPr>
+        <w:t>number(</w:t>
+      </w:r>
+      <w:proofErr w:type="gramEnd"/>
+      <w:r>
+        <w:rPr>
+          <w:sz w:val="36"/>
+          <w:szCs w:val="36"/>
+        </w:rPr>
+        <w:t>1-100)</w:t>
+      </w:r>
+    </w:p>
+    <w:p>
+      <w:pPr>
+        <w:rPr>
+          <w:sz w:val="36"/>
+          <w:szCs w:val="36"/>
+        </w:rPr>
+      </w:pPr>
+      <w:r>
+        <w:rPr>
+          <w:sz w:val="36"/>
+          <w:szCs w:val="36"/>
+        </w:rPr>
+        <w:t>-</w:t>
+      </w:r>
+      <w:proofErr w:type="spellStart"/>
+      <w:r>
+        <w:rPr>
+          <w:sz w:val="36"/>
+          <w:szCs w:val="36"/>
+        </w:rPr>
+        <w:t>BarElement</w:t>
+      </w:r>
+      <w:proofErr w:type="spellEnd"/>
+      <w:r>
+        <w:rPr>
+          <w:sz w:val="36"/>
+          <w:szCs w:val="36"/>
+        </w:rPr>
+        <w:t xml:space="preserve"> = draws bars</w:t>
+      </w:r>
+    </w:p>
+    <w:p>
+      <w:pPr>
+        <w:rPr>
+          <w:sz w:val="36"/>
+          <w:szCs w:val="36"/>
+        </w:rPr>
+      </w:pPr>
+      <w:r>
+        <w:rPr>
+          <w:sz w:val="36"/>
+          <w:szCs w:val="36"/>
+        </w:rPr>
+        <w:t xml:space="preserve">-title = chart title support </w:t>
+      </w:r>
+    </w:p>
+    <w:p>
+      <w:pPr>
+        <w:rPr>
+          <w:sz w:val="36"/>
+          <w:szCs w:val="36"/>
+        </w:rPr>
+      </w:pPr>
+      <w:r>
+        <w:rPr>
+          <w:sz w:val="36"/>
+          <w:szCs w:val="36"/>
+        </w:rPr>
+        <w:t>-tooltip = popup on hover</w:t>
+      </w:r>
+    </w:p>
+    <w:p>
+      <w:pPr>
+        <w:rPr>
+          <w:sz w:val="36"/>
+          <w:szCs w:val="36"/>
+        </w:rPr>
+      </w:pPr>
+      <w:r>
+        <w:rPr>
+          <w:sz w:val="36"/>
+          <w:szCs w:val="36"/>
+        </w:rPr>
+        <w:t>-legend = shows label box</w:t>
+      </w:r>
+    </w:p>
+    <w:p>
+      <w:pPr>
+        <w:rPr>
+          <w:sz w:val="36"/>
+          <w:szCs w:val="36"/>
+        </w:rPr>
+      </w:pPr>
+      <w:r>
+        <w:rPr>
+          <w:sz w:val="36"/>
+          <w:szCs w:val="36"/>
+        </w:rPr>
+        <w:t xml:space="preserve">- then we register all these </w:t>
+      </w:r>
+    </w:p>
+    <w:p>
+      <w:pPr>
+        <w:rPr>
+          <w:sz w:val="36"/>
+          <w:szCs w:val="36"/>
+        </w:rPr>
+      </w:pPr>
+      <w:r>
+        <w:rPr>
+          <w:sz w:val="36"/>
+          <w:szCs w:val="36"/>
+        </w:rPr>
+        <w:lastRenderedPageBreak/>
+        <w:t xml:space="preserve">Label – each label </w:t>
+      </w:r>
+      <w:proofErr w:type="gramStart"/>
+      <w:r>
+        <w:rPr>
+          <w:sz w:val="36"/>
+          <w:szCs w:val="36"/>
+        </w:rPr>
+        <w:t>correspond</w:t>
+      </w:r>
+      <w:proofErr w:type="gramEnd"/>
+      <w:r>
+        <w:rPr>
+          <w:sz w:val="36"/>
+          <w:szCs w:val="36"/>
+        </w:rPr>
+        <w:t xml:space="preserve"> to a bar graph</w:t>
+      </w:r>
+    </w:p>
+    <w:p>
+      <w:pPr>
+        <w:rPr>
+          <w:sz w:val="36"/>
+          <w:szCs w:val="36"/>
+        </w:rPr>
+      </w:pPr>
+      <w:r>
+        <w:rPr>
+          <w:sz w:val="36"/>
+          <w:szCs w:val="36"/>
+        </w:rPr>
+        <w:t>Datasets – define actual values</w:t>
+      </w:r>
+    </w:p>
+    <w:p>
+      <w:pPr>
+        <w:rPr>
+          <w:sz w:val="36"/>
+          <w:szCs w:val="36"/>
+        </w:rPr>
+      </w:pPr>
+    </w:p>
+    <w:p>
+      <w:pPr>
+        <w:rPr>
+          <w:sz w:val="36"/>
+          <w:szCs w:val="36"/>
+        </w:rPr>
+      </w:pPr>
+      <w:r>
+        <w:rPr>
+          <w:b/>
+          <w:i/>
+          <w:sz w:val="36"/>
+          <w:szCs w:val="36"/>
+          <w:u w:val="single"/>
+        </w:rPr>
+        <w:t>7) Pie-Chart:</w:t>
+      </w:r>
+      <w:r>
+        <w:rPr>
+          <w:b/>
+          <w:i/>
+          <w:sz w:val="36"/>
+          <w:szCs w:val="36"/>
+          <w:u w:val="single"/>
+        </w:rPr>
+        <w:br/>
+      </w:r>
+      <w:r>
+        <w:rPr>
+          <w:sz w:val="36"/>
+          <w:szCs w:val="36"/>
+        </w:rPr>
+        <w:t xml:space="preserve">- </w:t>
+      </w:r>
+      <w:proofErr w:type="spellStart"/>
+      <w:r>
+        <w:rPr>
+          <w:sz w:val="36"/>
+          <w:szCs w:val="36"/>
+        </w:rPr>
+        <w:t>ArcElement</w:t>
+      </w:r>
+      <w:proofErr w:type="spellEnd"/>
+      <w:r>
+        <w:rPr>
+          <w:sz w:val="36"/>
+          <w:szCs w:val="36"/>
+        </w:rPr>
+        <w:t xml:space="preserve"> – draws circular slices</w:t>
+      </w:r>
+    </w:p>
+    <w:p>
+      <w:pPr>
+        <w:rPr>
+          <w:sz w:val="36"/>
+          <w:szCs w:val="36"/>
+        </w:rPr>
+      </w:pPr>
+      <w:r>
+        <w:rPr>
+          <w:sz w:val="36"/>
+          <w:szCs w:val="36"/>
+        </w:rPr>
+        <w:t>-</w:t>
+      </w:r>
+      <w:r>
+        <w:rPr>
+          <w:sz w:val="36"/>
+          <w:szCs w:val="36"/>
+        </w:rPr>
+        <w:t>Tooltip – shows value on hover</w:t>
+      </w:r>
+    </w:p>
+    <w:p>
+      <w:pPr>
+        <w:rPr>
+          <w:sz w:val="36"/>
+          <w:szCs w:val="36"/>
+        </w:rPr>
+      </w:pPr>
+      <w:r>
+        <w:rPr>
+          <w:sz w:val="36"/>
+          <w:szCs w:val="36"/>
+        </w:rPr>
+        <w:t>-Legend-shows label box</w:t>
+      </w:r>
+    </w:p>
+    <w:p>
+      <w:pPr>
+        <w:rPr>
+          <w:sz w:val="36"/>
+          <w:szCs w:val="36"/>
+        </w:rPr>
+      </w:pPr>
+      <w:r>
+        <w:rPr>
+          <w:sz w:val="36"/>
+          <w:szCs w:val="36"/>
+        </w:rPr>
+        <w:t>-</w:t>
+      </w:r>
+      <w:proofErr w:type="spellStart"/>
+      <w:r>
+        <w:rPr>
+          <w:sz w:val="36"/>
+          <w:szCs w:val="36"/>
+        </w:rPr>
+        <w:t>ChartJS</w:t>
+      </w:r>
+      <w:proofErr w:type="spellEnd"/>
+      <w:r>
+        <w:rPr>
+          <w:sz w:val="36"/>
+          <w:szCs w:val="36"/>
+        </w:rPr>
+        <w:t xml:space="preserve"> –main chart engine</w:t>
+      </w:r>
+    </w:p>
+    <w:p>
+      <w:pPr>
+        <w:rPr>
+          <w:sz w:val="36"/>
+          <w:szCs w:val="36"/>
+        </w:rPr>
+      </w:pPr>
+      <w:r>
+        <w:rPr>
+          <w:sz w:val="36"/>
+          <w:szCs w:val="36"/>
+        </w:rPr>
+        <w:t>Give dataset</w:t>
+      </w:r>
+      <w:r>
+        <w:rPr>
+          <w:sz w:val="36"/>
+          <w:szCs w:val="36"/>
+        </w:rPr>
+        <w:br/>
+      </w:r>
+    </w:p>
+    <w:p>
+      <w:pPr>
+        <w:rPr>
+          <w:sz w:val="36"/>
+          <w:szCs w:val="36"/>
+        </w:rPr>
+      </w:pPr>
+      <w:r>
+        <w:rPr>
+          <w:b/>
+          <w:sz w:val="36"/>
+          <w:szCs w:val="36"/>
+          <w:u w:val="single"/>
+        </w:rPr>
+        <w:t xml:space="preserve">8) </w:t>
+      </w:r>
+      <w:proofErr w:type="spellStart"/>
+      <w:r>
+        <w:rPr>
+          <w:b/>
+          <w:sz w:val="36"/>
+          <w:szCs w:val="36"/>
+          <w:u w:val="single"/>
+        </w:rPr>
+        <w:t>LineChart</w:t>
+      </w:r>
+      <w:proofErr w:type="spellEnd"/>
+      <w:r>
+        <w:rPr>
+          <w:sz w:val="36"/>
+          <w:szCs w:val="36"/>
+        </w:rPr>
+        <w:br/>
+        <w:t>-</w:t>
+      </w:r>
+      <w:proofErr w:type="spellStart"/>
+      <w:r>
+        <w:rPr>
+          <w:sz w:val="36"/>
+          <w:szCs w:val="36"/>
+        </w:rPr>
+        <w:t>CategoryScale</w:t>
+      </w:r>
+      <w:proofErr w:type="spellEnd"/>
+      <w:r>
+        <w:rPr>
+          <w:sz w:val="36"/>
+          <w:szCs w:val="36"/>
+        </w:rPr>
+        <w:t>: x-axis labels</w:t>
+      </w:r>
+    </w:p>
+    <w:p>
+      <w:pPr>
+        <w:rPr>
+          <w:sz w:val="36"/>
+          <w:szCs w:val="36"/>
+        </w:rPr>
+      </w:pPr>
+      <w:r>
+        <w:rPr>
+          <w:sz w:val="36"/>
+          <w:szCs w:val="36"/>
+        </w:rPr>
+        <w:t>-</w:t>
+      </w:r>
+      <w:proofErr w:type="spellStart"/>
+      <w:r>
+        <w:rPr>
+          <w:sz w:val="36"/>
+          <w:szCs w:val="36"/>
+        </w:rPr>
+        <w:t>LinearScale</w:t>
+      </w:r>
+      <w:proofErr w:type="spellEnd"/>
+      <w:r>
+        <w:rPr>
+          <w:sz w:val="36"/>
+          <w:szCs w:val="36"/>
+        </w:rPr>
+        <w:t>: y-axis numbers</w:t>
+      </w:r>
+    </w:p>
+    <w:p>
+      <w:pPr>
+        <w:rPr>
+          <w:sz w:val="36"/>
+          <w:szCs w:val="36"/>
+        </w:rPr>
+      </w:pPr>
+      <w:r>
+        <w:rPr>
+          <w:sz w:val="36"/>
+          <w:szCs w:val="36"/>
+        </w:rPr>
+        <w:t>-Point-Element – dots on graph</w:t>
+      </w:r>
+    </w:p>
+    <w:p>
+      <w:pPr>
+        <w:rPr>
+          <w:sz w:val="36"/>
+          <w:szCs w:val="36"/>
+        </w:rPr>
+      </w:pPr>
+      <w:r>
+        <w:rPr>
+          <w:sz w:val="36"/>
+          <w:szCs w:val="36"/>
+        </w:rPr>
+        <w:t>-</w:t>
+      </w:r>
+      <w:proofErr w:type="spellStart"/>
+      <w:r>
+        <w:rPr>
+          <w:sz w:val="36"/>
+          <w:szCs w:val="36"/>
+        </w:rPr>
+        <w:t>LineElement-hovervalues</w:t>
+      </w:r>
+      <w:proofErr w:type="spellEnd"/>
+    </w:p>
+    <w:p>
+      <w:pPr>
+        <w:rPr>
+          <w:sz w:val="36"/>
+          <w:szCs w:val="36"/>
+        </w:rPr>
+      </w:pPr>
+      <w:r>
+        <w:rPr>
+          <w:sz w:val="36"/>
+          <w:szCs w:val="36"/>
+        </w:rPr>
+        <w:t>-Legend-dataset label</w:t>
+      </w:r>
+    </w:p>
+    <w:p>
+      <w:pPr>
+        <w:rPr>
+          <w:sz w:val="36"/>
+          <w:szCs w:val="36"/>
+        </w:rPr>
+      </w:pPr>
+      <w:r>
+        <w:rPr>
+          <w:sz w:val="36"/>
+          <w:szCs w:val="36"/>
+        </w:rPr>
+        <w:t>Dataset provide data object</w:t>
+      </w:r>
+    </w:p>
+    <w:p>
+      <w:pPr>
+        <w:rPr>
+          <w:b/>
+          <w:sz w:val="40"/>
+          <w:szCs w:val="40"/>
+          <w:u w:val="single"/>
+        </w:rPr>
+      </w:pPr>
+      <w:proofErr w:type="spellStart"/>
+      <w:r>
+        <w:rPr>
+          <w:rStyle w:val="8"/>
+          <w:sz w:val="40"/>
+          <w:szCs w:val="40"/>
+        </w:rPr>
+        <w:t>const</w:t>
+      </w:r>
+      <w:proofErr w:type="spellEnd"/>
+      <w:r>
+        <w:rPr>
+          <w:sz w:val="40"/>
+          <w:szCs w:val="40"/>
+        </w:rPr>
+        <w:t xml:space="preserve"> </w:t>
+      </w:r>
+      <w:r>
+        <w:rPr>
+          <w:rStyle w:val="e"/>
+          <w:sz w:val="40"/>
+          <w:szCs w:val="40"/>
+        </w:rPr>
+        <w:t>data</w:t>
+      </w:r>
+      <w:r>
+        <w:rPr>
+          <w:rStyle w:val="8"/>
+          <w:sz w:val="40"/>
+          <w:szCs w:val="40"/>
+        </w:rPr>
+        <w:t>=</w:t>
+      </w:r>
+      <w:r>
+        <w:rPr>
+          <w:sz w:val="40"/>
+          <w:szCs w:val="40"/>
+        </w:rPr>
+        <w:t>{</w:t>
+      </w:r>
+      <w:r>
+        <w:rPr>
+          <w:sz w:val="40"/>
+          <w:szCs w:val="40"/>
+        </w:rPr>
+        <w:br/>
+      </w:r>
+      <w:r>
+        <w:rPr>
+          <w:sz w:val="40"/>
+          <w:szCs w:val="40"/>
+        </w:rPr>
+        <w:br/>
+        <w:t>labels:[],</w:t>
+      </w:r>
+      <w:r>
+        <w:rPr>
+          <w:sz w:val="40"/>
+          <w:szCs w:val="40"/>
+        </w:rPr>
+        <w:br/>
+      </w:r>
+      <w:r>
+        <w:rPr>
+          <w:sz w:val="40"/>
+          <w:szCs w:val="40"/>
+        </w:rPr>
+        <w:br/>
+        <w:t>datasets:[</w:t>
+      </w:r>
+      <w:r>
+        <w:rPr>
+          <w:sz w:val="40"/>
+          <w:szCs w:val="40"/>
+        </w:rPr>
+        <w:br/>
+      </w:r>
+      <w:r>
+        <w:rPr>
+          <w:sz w:val="40"/>
+          <w:szCs w:val="40"/>
+        </w:rPr>
+        <w:lastRenderedPageBreak/>
+        <w:t>{</w:t>
+      </w:r>
+      <w:r>
+        <w:rPr>
+          <w:sz w:val="40"/>
+          <w:szCs w:val="40"/>
+        </w:rPr>
+        <w:br/>
+        <w:t>data:[]</w:t>
+      </w:r>
+      <w:r>
+        <w:rPr>
+          <w:sz w:val="40"/>
+          <w:szCs w:val="40"/>
+        </w:rPr>
+        <w:br/>
+        <w:t>}</w:t>
+      </w:r>
+      <w:r>
+        <w:rPr>
+          <w:sz w:val="40"/>
+          <w:szCs w:val="40"/>
+        </w:rPr>
+        <w:br/>
+        <w:t>]</w:t>
+      </w:r>
+      <w:r>
+        <w:rPr>
+          <w:sz w:val="40"/>
+          <w:szCs w:val="40"/>
+        </w:rPr>
+        <w:br/>
+      </w:r>
+      <w:r>
+        <w:rPr>
+          <w:sz w:val="40"/>
+          <w:szCs w:val="40"/>
+        </w:rPr>
+        <w:br/>
+      </w:r>
+      <w:r>
+        <w:rPr>
+          <w:b/>
+          <w:sz w:val="40"/>
+          <w:szCs w:val="40"/>
+          <w:u w:val="single"/>
+        </w:rPr>
+        <w:t>9)Drop down / Tab</w:t>
+      </w:r>
+    </w:p>
+    <w:p>
+      <w:pPr>
+        <w:rPr>
+          <w:sz w:val="40"/>
+          <w:szCs w:val="40"/>
+        </w:rPr>
+      </w:pPr>
+      <w:r>
+        <w:rPr>
+          <w:sz w:val="40"/>
+          <w:szCs w:val="40"/>
+        </w:rPr>
+        <w:t>-</w:t>
+      </w:r>
+      <w:proofErr w:type="spellStart"/>
+      <w:proofErr w:type="gramStart"/>
+      <w:r>
+        <w:rPr>
+          <w:sz w:val="40"/>
+          <w:szCs w:val="40"/>
+        </w:rPr>
+        <w:t>Button,Menu</w:t>
+      </w:r>
+      <w:proofErr w:type="spellEnd"/>
+      <w:proofErr w:type="gramEnd"/>
+      <w:r>
+        <w:rPr>
+          <w:sz w:val="40"/>
+          <w:szCs w:val="40"/>
+        </w:rPr>
+        <w:t>(drop down container),</w:t>
+      </w:r>
+      <w:proofErr w:type="spellStart"/>
+      <w:r>
+        <w:rPr>
+          <w:sz w:val="40"/>
+          <w:szCs w:val="40"/>
+        </w:rPr>
+        <w:t>MenuItem</w:t>
+      </w:r>
+      <w:proofErr w:type="spellEnd"/>
+      <w:r>
+        <w:rPr>
+          <w:sz w:val="40"/>
+          <w:szCs w:val="40"/>
+        </w:rPr>
+        <w:t>(each option inside dropdown)</w:t>
+      </w:r>
+    </w:p>
+    <w:p>
+      <w:pPr>
+        <w:rPr>
+          <w:sz w:val="40"/>
+          <w:szCs w:val="40"/>
+        </w:rPr>
+      </w:pPr>
+      <w:r>
+        <w:rPr>
+          <w:sz w:val="40"/>
+          <w:szCs w:val="40"/>
+        </w:rPr>
+        <w:t>-</w:t>
+      </w:r>
+      <w:proofErr w:type="gramStart"/>
+      <w:r>
+        <w:rPr>
+          <w:sz w:val="40"/>
+          <w:szCs w:val="40"/>
+        </w:rPr>
+        <w:t>anchor(</w:t>
+      </w:r>
+      <w:proofErr w:type="gramEnd"/>
+      <w:r>
+        <w:rPr>
+          <w:sz w:val="40"/>
+          <w:szCs w:val="40"/>
+        </w:rPr>
+        <w:t>stores reference to HTML, if anchor contains element -&gt; menu opens</w:t>
+      </w:r>
+    </w:p>
+    <w:p>
+      <w:pPr>
+        <w:rPr>
+          <w:sz w:val="40"/>
+          <w:szCs w:val="40"/>
+        </w:rPr>
+      </w:pPr>
+    </w:p>
+    <w:p>
+      <w:pPr>
+        <w:rPr>
+          <w:sz w:val="40"/>
+          <w:szCs w:val="40"/>
+        </w:rPr>
+      </w:pPr>
+    </w:p>
+    <w:p>
+      <w:pPr>
+        <w:rPr>
+          <w:sz w:val="40"/>
+          <w:szCs w:val="40"/>
         </w:rPr>
       </w:pPr>
       <w:bookmarkStart w:id="0" w:name="_GoBack"/>
@@ -1673,6 +2487,16 @@
     <w:semiHidden/>
     <w:unhideWhenUsed/>
   </w:style>
+  <w:style w:type="character" w:customStyle="1" w:styleId="8">
+    <w:name w:val="ͼ8"/>
+    <w:basedOn w:val="DefaultParagraphFont"/>
+    <w:rsid w:val="00671C05"/>
+  </w:style>
+  <w:style w:type="character" w:customStyle="1" w:styleId="e">
+    <w:name w:val="ͼe"/>
+    <w:basedOn w:val="DefaultParagraphFont"/>
+    <w:rsid w:val="00671C05"/>
+  </w:style>
 </w:styles>
 </file>
 
